--- a/вкр_2_РиМ/output/ВКР_итог.docx
+++ b/вкр_2_РиМ/output/ВКР_итог.docx
@@ -105,6 +105,8 @@
         </w:rPr>
         <w:t>СОДЕРЖАНИЕ</w:t>
       </w:r>
+      <w:bookmarkStart w:id="24" w:name="_GoBack"/>
+      <w:bookmarkEnd w:id="24"/>
       <w:r>
         <w:rPr>
           <w:rFonts w:hint="default" w:ascii="Times New Roman Regular" w:hAnsi="Times New Roman Regular" w:cs="Times New Roman Regular"/>
@@ -7725,12 +7727,35 @@
     </w:p>
     <w:p>
       <w:pPr>
+        <w:keepNext w:val="0"/>
+        <w:keepLines w:val="0"/>
         <w:pageBreakBefore w:val="0"/>
-        <w:spacing w:before="0" w:after="0" w:line="360" w:lineRule="auto"/>
-        <w:ind w:firstLine="709"/>
+        <w:widowControl/>
+        <w:kinsoku/>
+        <w:wordWrap/>
+        <w:overflowPunct/>
+        <w:topLinePunct w:val="0"/>
+        <w:autoSpaceDE/>
+        <w:autoSpaceDN/>
+        <w:bidi w:val="0"/>
+        <w:adjustRightInd/>
+        <w:snapToGrid/>
+        <w:spacing w:before="0" w:after="0" w:line="360" w:lineRule="auto"/>
+        <w:ind w:firstLine="706"/>
         <w:jc w:val="both"/>
-      </w:pPr>
-      <w:r>
+        <w:textAlignment w:val="auto"/>
+        <w:rPr>
+          <w:rFonts w:hint="default" w:ascii="Times New Roman Regular" w:hAnsi="Times New Roman Regular" w:cs="Times New Roman Regular"/>
+          <w:sz w:val="28"/>
+          <w:szCs w:val="28"/>
+        </w:rPr>
+      </w:pPr>
+      <w:r>
+        <w:rPr>
+          <w:rFonts w:hint="default" w:ascii="Times New Roman Regular" w:hAnsi="Times New Roman Regular" w:cs="Times New Roman Regular"/>
+          <w:sz w:val="28"/>
+          <w:szCs w:val="28"/>
+        </w:rPr>
         <w:t>Экономические последствия перерывов электроснабжения обычно оцениваются через удельный ущерб от недоотпуска электроэнергии. Для европейской части России в учебно-методической литературе для расчетов распределительных сетей рекомендуется диапазон 18…27 руб./кВт·ч. Этот показатель учитывает как ущерб потребителя, так и затраты энергосистемы, связанные с ремонтом и восстановлением электроснабжения [30].</w:t>
       </w:r>
     </w:p>
@@ -9471,8 +9496,18 @@
         <w:spacing w:before="0" w:after="0" w:line="360" w:lineRule="auto"/>
         <w:ind w:firstLine="709"/>
         <w:jc w:val="both"/>
-      </w:pPr>
-      <w:r>
+        <w:rPr>
+          <w:rFonts w:hint="default" w:ascii="Times New Roman Regular" w:hAnsi="Times New Roman Regular" w:cs="Times New Roman Regular"/>
+          <w:sz w:val="28"/>
+          <w:szCs w:val="28"/>
+        </w:rPr>
+      </w:pPr>
+      <w:r>
+        <w:rPr>
+          <w:rFonts w:hint="default" w:ascii="Times New Roman Regular" w:hAnsi="Times New Roman Regular" w:cs="Times New Roman Regular"/>
+          <w:sz w:val="28"/>
+          <w:szCs w:val="28"/>
+        </w:rPr>
         <w:t>Технические требования к устройствам, устанавливаемым на автоматизированных участках воздушных линий 6–10 кВ, определены в ТО 34.01–2.2–032–2017 «Сборник типовых технических решений ПАО «Россети». Линейное коммутационное оборудование 6–35 кВ, Том 1.1» и других нормативных документах. Основные технические характеристики включают номинальное напряжение Uном = 10 кВ (или 6 кВ для сетей, работающих на этом напряжении), ток термической стойкости не менее 12,5 кА в течение 1 секунды, что обеспечивает возможность отключения токов КЗ в соответствии с требованиями ПУЭ. Ток отключения по функции ток-отсечки должен быть не менее 8 кА, что обеспечивает селективное отключение при КЗ, расположенном вблизи реклоузера [12], [18], [24].</w:t>
       </w:r>
     </w:p>
@@ -9482,8 +9517,18 @@
         <w:spacing w:before="0" w:after="0" w:line="360" w:lineRule="auto"/>
         <w:ind w:firstLine="709"/>
         <w:jc w:val="both"/>
-      </w:pPr>
-      <w:r>
+        <w:rPr>
+          <w:rFonts w:hint="default" w:ascii="Times New Roman Regular" w:hAnsi="Times New Roman Regular" w:cs="Times New Roman Regular"/>
+          <w:sz w:val="28"/>
+          <w:szCs w:val="28"/>
+        </w:rPr>
+      </w:pPr>
+      <w:r>
+        <w:rPr>
+          <w:rFonts w:hint="default" w:ascii="Times New Roman Regular" w:hAnsi="Times New Roman Regular" w:cs="Times New Roman Regular"/>
+          <w:sz w:val="28"/>
+          <w:szCs w:val="28"/>
+        </w:rPr>
         <w:t>Требования к размещению реклоузеров на воздушной линии определяются ее протяженностью, топологией сетевой инфраструктуры и требуемым уровнем надежности. На одном фидере распределительной сети рекомендуется размещать не более 3–4 реклоузеров (включая головной); установка большего количества реклоузеров привносит избыточную сложность в систему управления и затрудняет координацию защит. Расстояние между соседними реклоузерами (или между головным реклоузером подстанции и первым секционирующим реклоузером) должно составлять 3–8 км, что позволяет достичь оптимального баланса между числом потребителей в одной секции и стоимостью установки оборудования. Для сельских сетей с низкой плотностью потребителей расстояние может быть увеличено до 10–15 км при условии наличия резервного питания или нормально разомкнутой перемычки для обеспечения возможности питания отключенного участка от соседней линии [12], [18], [24].</w:t>
       </w:r>
     </w:p>
@@ -9493,8 +9538,18 @@
         <w:spacing w:before="0" w:after="0" w:line="360" w:lineRule="auto"/>
         <w:ind w:firstLine="709"/>
         <w:jc w:val="both"/>
-      </w:pPr>
-      <w:r>
+        <w:rPr>
+          <w:rFonts w:hint="default" w:ascii="Times New Roman Regular" w:hAnsi="Times New Roman Regular" w:cs="Times New Roman Regular"/>
+          <w:sz w:val="28"/>
+          <w:szCs w:val="28"/>
+        </w:rPr>
+      </w:pPr>
+      <w:r>
+        <w:rPr>
+          <w:rFonts w:hint="default" w:ascii="Times New Roman Regular" w:hAnsi="Times New Roman Regular" w:cs="Times New Roman Regular"/>
+          <w:sz w:val="28"/>
+          <w:szCs w:val="28"/>
+        </w:rPr>
         <w:t>Требования к системам связи для реклоузеров, оснащенных функцией телемеханики, включают: наличие надежного канала передачи данных (GPRS/GSM сеть, выделенная оптоволоконная линия, радиорелейная линия); соответствие протоколу МЭК 60870–5–104 или другим стандартизованным протоколам; задержка в передаче команды не более 2 секунд; пропускная способность канала не менее 2,4 кбит/с для одного устройства. В местах, где прокладка оптоволокна технически или экономически нецелесообразна, используются мобильные сети GSM/GPRS, однако в таких случаях требуется наличие резервного канала связи для обеспечения надежности системы управления [12], [18], [24].</w:t>
       </w:r>
     </w:p>
@@ -9504,8 +9559,18 @@
         <w:spacing w:before="0" w:after="0" w:line="360" w:lineRule="auto"/>
         <w:ind w:firstLine="709"/>
         <w:jc w:val="both"/>
-      </w:pPr>
-      <w:r>
+        <w:rPr>
+          <w:rFonts w:hint="default" w:ascii="Times New Roman Regular" w:hAnsi="Times New Roman Regular" w:cs="Times New Roman Regular"/>
+          <w:sz w:val="28"/>
+          <w:szCs w:val="28"/>
+        </w:rPr>
+      </w:pPr>
+      <w:r>
+        <w:rPr>
+          <w:rFonts w:hint="default" w:ascii="Times New Roman Regular" w:hAnsi="Times New Roman Regular" w:cs="Times New Roman Regular"/>
+          <w:sz w:val="28"/>
+          <w:szCs w:val="28"/>
+        </w:rPr>
         <w:t>Требования к электропитанию реклоузеров и других устройств автоматики предусматривают встроенный аккумуляторный источник питания, обеспечивающий автономную работу устройства не менее 24 часов при отсутствии внешнего питания (или при отсутствии питания с вспомогательных обмоток трансформаторов тока). Это требование является критически важным, так как оно гарантирует, что реклоузер сохранит свою функциональность при повреждении на линии и будет способен выполнить процесс АПВ и локализации даже в условиях полного отсутствия напряжения на первичной цепи. Для устройств SCADA, работающих в режиме постоянного мониторинга, требуется наличие источника постоянного тока с напряжением ±24 В или ±48 В, питаемого от внешних источников (батареи, панели солнечных элементов) [12], [18], [24].</w:t>
       </w:r>
     </w:p>
@@ -9515,8 +9580,18 @@
         <w:spacing w:before="0" w:after="0" w:line="360" w:lineRule="auto"/>
         <w:ind w:firstLine="709"/>
         <w:jc w:val="both"/>
-      </w:pPr>
-      <w:r>
+        <w:rPr>
+          <w:rFonts w:hint="default" w:ascii="Times New Roman Regular" w:hAnsi="Times New Roman Regular" w:cs="Times New Roman Regular"/>
+          <w:sz w:val="28"/>
+          <w:szCs w:val="28"/>
+        </w:rPr>
+      </w:pPr>
+      <w:r>
+        <w:rPr>
+          <w:rFonts w:hint="default" w:ascii="Times New Roman Regular" w:hAnsi="Times New Roman Regular" w:cs="Times New Roman Regular"/>
+          <w:sz w:val="28"/>
+          <w:szCs w:val="28"/>
+        </w:rPr>
         <w:t>Требования к климатическому исполнению реклоузеров и устройств автоматики, работающих в условиях открытого воздуха, регламентированы ГОСТ и включают климатическое исполнение УХЛ1 (умеренный климат холодный), что предусматривает работу при температурах от –55°С до +45°С. Степень защиты оболочки (IP-код) должна быть не менее IP65, что обеспечивает защиту от пыли и водяных струй при стирке или дождях высокой интенсивности. Корпус должен быть изготовлен из материалов, устойчивых к коррозии (нержавеющая сталь, алюминиевые сплавы с пассивирующим покрытием), и иметь механическую прочность, достаточную для выдерживания ветровых нагрузок и других внешних воздействий [12], [18], [24].</w:t>
       </w:r>
     </w:p>
@@ -9526,8 +9601,18 @@
         <w:spacing w:before="0" w:after="0" w:line="360" w:lineRule="auto"/>
         <w:ind w:firstLine="709"/>
         <w:jc w:val="both"/>
-      </w:pPr>
-      <w:r>
+        <w:rPr>
+          <w:rFonts w:hint="default" w:ascii="Times New Roman Regular" w:hAnsi="Times New Roman Regular" w:cs="Times New Roman Regular"/>
+          <w:sz w:val="28"/>
+          <w:szCs w:val="28"/>
+        </w:rPr>
+      </w:pPr>
+      <w:r>
+        <w:rPr>
+          <w:rFonts w:hint="default" w:ascii="Times New Roman Regular" w:hAnsi="Times New Roman Regular" w:cs="Times New Roman Regular"/>
+          <w:sz w:val="28"/>
+          <w:szCs w:val="28"/>
+        </w:rPr>
         <w:t>Требования к надежности реклоузеров и устройств автоматики предусматривают, что интенсивность отказов (λ) не должна превышать 0,05 отказов в год, что соответствует среднему времени наработки на отказ (MTBF) примерно 20 лет для единичного устройства. Ресурс работы без проведения капитального ремонта должен составлять не менее 10 лет при условии периодического профилактического обслуживания (чистка контактов, проверка механизма и дрейфа уставок). Для реклоузеров с электромеханическими контактами число циклов коммутации при номинальных токах должно быть не менее 2000–3000 циклов; для вакуумных контактов это число может доходить до 5000–10000 циклов. Все компоненты реклоузера (механизм привода, контакты, защитные реле) должны быть испытаны на соответствие требованиям МЭК 62271–111–2013 и российским ГОСТам [12], [18], [24].</w:t>
       </w:r>
     </w:p>
@@ -13019,8 +13104,18 @@
         <w:spacing w:before="0" w:after="0" w:line="360" w:lineRule="auto"/>
         <w:ind w:firstLine="709"/>
         <w:jc w:val="both"/>
-      </w:pPr>
-      <w:r>
+        <w:rPr>
+          <w:rFonts w:hint="default" w:ascii="Times New Roman Regular" w:hAnsi="Times New Roman Regular" w:cs="Times New Roman Regular"/>
+          <w:sz w:val="28"/>
+          <w:szCs w:val="28"/>
+        </w:rPr>
+      </w:pPr>
+      <w:r>
+        <w:rPr>
+          <w:rFonts w:hint="default" w:ascii="Times New Roman Regular" w:hAnsi="Times New Roman Regular" w:cs="Times New Roman Regular"/>
+          <w:sz w:val="28"/>
+          <w:szCs w:val="28"/>
+        </w:rPr>
         <w:t>Актуальность внедрения комплексной автоматизации подтверждается отраслевой практикой. По данным апробации систем FLISR (Fault Location, Isolation and Service Restoration) на сетях «Россети Янтарь», комплексное применение реклоузеров и алгоритмов автоматического восстановления питания снижает SAIDI на 65 % и SAIFI на 56 %; время автоматической локализации поврежденной секции составляет около 2 минут против 6 часов при ручном обходе трассы [26]. В марте 2026 года система AutoFLISR была впервые введена в промышленную эксплуатацию на распределительных сетях 6–20 кВ Ленинградской области (филиал «Северные электрические сети» ПАО «Россети Ленэнерго»): научно-технический совет компании рекомендовал тиражировать подход на другие объекты сети [34]. Указанные результаты подтверждают правомерность принятых в настоящем проекте расчетных допущений и соответствие ожидаемого эффекта от внедрения реклоузеров реально достигаемым в отраслевых пилотных проектах показателям.</w:t>
       </w:r>
     </w:p>
@@ -17849,10 +17944,23 @@
     </w:p>
     <w:p>
       <w:pPr>
+        <w:keepNext w:val="0"/>
+        <w:keepLines w:val="0"/>
         <w:pageBreakBefore w:val="0"/>
+        <w:widowControl/>
+        <w:kinsoku/>
+        <w:wordWrap/>
+        <w:overflowPunct/>
+        <w:topLinePunct w:val="0"/>
+        <w:autoSpaceDE/>
+        <w:autoSpaceDN/>
+        <w:bidi w:val="0"/>
+        <w:adjustRightInd/>
+        <w:snapToGrid/>
         <w:spacing w:before="0" w:after="0" w:line="360" w:lineRule="auto"/>
         <w:ind w:left="709" w:firstLine="0"/>
         <w:jc w:val="left"/>
+        <w:textAlignment w:val="auto"/>
       </w:pPr>
       <w:r>
         <w:rPr>
@@ -17886,9 +17994,22 @@
     <w:p>
       <w:pPr>
         <w:keepNext w:val="0"/>
+        <w:keepLines w:val="0"/>
+        <w:pageBreakBefore w:val="0"/>
+        <w:widowControl/>
+        <w:kinsoku/>
+        <w:wordWrap/>
+        <w:overflowPunct/>
+        <w:topLinePunct w:val="0"/>
+        <w:autoSpaceDE/>
+        <w:autoSpaceDN/>
+        <w:bidi w:val="0"/>
+        <w:adjustRightInd/>
+        <w:snapToGrid/>
         <w:spacing w:before="0" w:after="0" w:line="360" w:lineRule="auto"/>
         <w:ind w:firstLine="709"/>
         <w:jc w:val="both"/>
+        <w:textAlignment w:val="auto"/>
         <w:rPr>
           <w:sz w:val="28"/>
           <w:szCs w:val="28"/>
@@ -22714,8 +22835,18 @@
         <w:spacing w:before="0" w:after="0" w:line="360" w:lineRule="auto"/>
         <w:ind w:left="0" w:firstLine="709"/>
         <w:jc w:val="both"/>
-      </w:pPr>
-      <w:r>
+        <w:rPr>
+          <w:rFonts w:hint="default" w:ascii="Times New Roman Regular" w:hAnsi="Times New Roman Regular" w:cs="Times New Roman Regular"/>
+          <w:sz w:val="28"/>
+          <w:szCs w:val="28"/>
+        </w:rPr>
+      </w:pPr>
+      <w:r>
+        <w:rPr>
+          <w:rFonts w:hint="default" w:ascii="Times New Roman Regular" w:hAnsi="Times New Roman Regular" w:cs="Times New Roman Regular"/>
+          <w:sz w:val="28"/>
+          <w:szCs w:val="28"/>
+        </w:rPr>
         <w:t>Расчет показателей надежности электроснабжения выполняется в соответствии с «Методическими указаниями по расчету уровней надежности электроснабжения потребителей», утвержденными приказом Минэнерго России № 1281 от 13.12.2022, а также с учетом требований стандарта IEEE Std 1366-2012 «Guide for Electric Power Distribution Reliability Indices». Применяются следующие базовые показатели: SAIDI, SAIFI, ENS, а также вспомогательный показатель MAIFI для кратковременных прерываний.</w:t>
       </w:r>
     </w:p>
@@ -32967,17 +33098,7 @@
           <w:color w:val="000000"/>
           <w:sz w:val="28"/>
         </w:rPr>
-        <w:t>1. Ni H., Meng Y., Fang S., Qin L. A new reclose function for distribution network based on phase-controlled technology // International Journal of Electrical Power &amp; Energy Systems. –</w:t>
-      </w:r>
-      <w:bookmarkStart w:id="24" w:name="_GoBack"/>
-      <w:bookmarkEnd w:id="24"/>
-      <w:r>
-        <w:rPr>
-          <w:rFonts w:ascii="Times New Roman" w:hAnsi="Times New Roman"/>
-          <w:color w:val="000000"/>
-          <w:sz w:val="28"/>
-        </w:rPr>
-        <w:t xml:space="preserve"> 2023. – Vol. 149. – Art. 109042.</w:t>
+        <w:t>1. Ni H., Meng Y., Fang S., Qin L. A new reclose function for distribution network based on phase-controlled technology // International Journal of Electrical Power &amp; Energy Systems. – 2023. – Vol. 149. – Art. 109042.</w:t>
       </w:r>
     </w:p>
     <w:p>
@@ -46952,7 +47073,7 @@
 </file>
 
 <file path=customXml/item1.xml><?xml version="1.0" encoding="utf-8"?>
-<b:Sources xmlns="http://schemas.openxmlformats.org/officeDocument/2006/bibliography" xmlns:b="http://schemas.openxmlformats.org/officeDocument/2006/bibliography" SelectedStyle="/APA.XSL" StyleName="APA"/>
+<b:Sources xmlns:b="http://schemas.openxmlformats.org/officeDocument/2006/bibliography" xmlns="http://schemas.openxmlformats.org/officeDocument/2006/bibliography" StyleName="APA" SelectedStyle="/APA.XSL"/>
 </file>
 
 <file path=customXml/itemProps1.xml><?xml version="1.0" encoding="utf-8"?>

--- a/вкр_2_РиМ/output/ВКР_итог.docx
+++ b/вкр_2_РиМ/output/ВКР_итог.docx
@@ -105,8 +105,6 @@
         </w:rPr>
         <w:t>СОДЕРЖАНИЕ</w:t>
       </w:r>
-      <w:bookmarkStart w:id="24" w:name="_GoBack"/>
-      <w:bookmarkEnd w:id="24"/>
       <w:r>
         <w:rPr>
           <w:rFonts w:hint="default" w:ascii="Times New Roman Regular" w:hAnsi="Times New Roman Regular" w:cs="Times New Roman Regular"/>
@@ -5230,12 +5228,17 @@
         <w:ind w:firstLine="709"/>
         <w:jc w:val="both"/>
         <w:rPr>
-          <w:rFonts w:cs="Times New Roman"/>
-          <w:sz w:val="28"/>
-          <w:szCs w:val="28"/>
-        </w:rPr>
-      </w:pPr>
-      <w:r>
+          <w:rFonts w:hint="default" w:ascii="Times New Roman Regular" w:hAnsi="Times New Roman Regular" w:cs="Times New Roman Regular"/>
+          <w:sz w:val="28"/>
+          <w:szCs w:val="28"/>
+        </w:rPr>
+      </w:pPr>
+      <w:r>
+        <w:rPr>
+          <w:rFonts w:hint="default" w:ascii="Times New Roman Regular" w:hAnsi="Times New Roman Regular" w:cs="Times New Roman Regular"/>
+          <w:sz w:val="28"/>
+          <w:szCs w:val="28"/>
+        </w:rPr>
         <w:t>Для количественной оценки эффекта от установки реклоузеров используются стандартные индексы надежности распределительных систем. Индекс средней продолжительности перерывов у потребителей SAIDI рассчитывается по выражению [23]:</w:t>
       </w:r>
     </w:p>
@@ -8281,7 +8284,19 @@
           <w:color w:val="000000"/>
           <w:sz w:val="28"/>
         </w:rPr>
-        <w:t>нно управлять разъединителями и реклоузерами, контролировать параметры сетевого режима (напряжение, ток, мощность) и регистрировать события [13], [14], [15].</w:t>
+        <w:t>нно управлять разъединителями и реклоузерами, контролировать параметры сетевого режима (напр</w:t>
+      </w:r>
+      <w:bookmarkStart w:id="24" w:name="_GoBack"/>
+      <w:bookmarkEnd w:id="24"/>
+      <w:r>
+        <w:rPr>
+          <w:rFonts w:ascii="Times New Roman" w:hAnsi="Times New Roman"/>
+          <w:b w:val="0"/>
+          <w:i w:val="0"/>
+          <w:color w:val="000000"/>
+          <w:sz w:val="28"/>
+        </w:rPr>
+        <w:t>яжение, ток, мощность) и регистрировать события [13], [14], [15].</w:t>
       </w:r>
     </w:p>
     <w:p>
@@ -8290,11 +8305,16 @@
         <w:spacing w:before="0" w:after="0" w:line="360" w:lineRule="auto"/>
         <w:ind w:firstLine="709"/>
         <w:jc w:val="both"/>
+        <w:rPr>
+          <w:sz w:val="28"/>
+          <w:szCs w:val="28"/>
+        </w:rPr>
       </w:pPr>
       <w:r>
         <w:rPr>
           <w:rFonts w:ascii="Times New Roman" w:hAnsi="Times New Roman" w:eastAsia="Times New Roman" w:cs="Times New Roman"/>
           <w:sz w:val="28"/>
+          <w:szCs w:val="28"/>
         </w:rPr>
         <w:t>Пример интерфейса диспетчерского контроля привед</w:t>
       </w:r>
@@ -8302,6 +8322,7 @@
         <w:rPr>
           <w:rFonts w:ascii="Times New Roman" w:hAnsi="Times New Roman" w:eastAsia="Times New Roman" w:cs="Times New Roman"/>
           <w:sz w:val="28"/>
+          <w:szCs w:val="28"/>
           <w:lang w:val="ru-RU"/>
         </w:rPr>
         <w:t>е</w:t>
@@ -8310,6 +8331,7 @@
         <w:rPr>
           <w:rFonts w:ascii="Times New Roman" w:hAnsi="Times New Roman" w:eastAsia="Times New Roman" w:cs="Times New Roman"/>
           <w:sz w:val="28"/>
+          <w:szCs w:val="28"/>
         </w:rPr>
         <w:t>н на рисунке 1.1.</w:t>
       </w:r>
@@ -8850,14 +8872,19 @@
         <w:ind w:firstLine="706"/>
         <w:jc w:val="both"/>
         <w:textAlignment w:val="auto"/>
-      </w:pPr>
-      <w:r>
-        <w:rPr>
-          <w:rFonts w:ascii="Times New Roman" w:hAnsi="Times New Roman"/>
-          <w:b w:val="0"/>
-          <w:i w:val="0"/>
-          <w:color w:val="000000"/>
-          <w:sz w:val="28"/>
+        <w:rPr>
+          <w:sz w:val="28"/>
+          <w:szCs w:val="28"/>
+        </w:rPr>
+      </w:pPr>
+      <w:r>
+        <w:rPr>
+          <w:rFonts w:ascii="Times New Roman" w:hAnsi="Times New Roman"/>
+          <w:b w:val="0"/>
+          <w:i w:val="0"/>
+          <w:color w:val="000000"/>
+          <w:sz w:val="28"/>
+          <w:szCs w:val="28"/>
         </w:rPr>
         <w:t>Сравнительная характеристика основных типов устройств приведена в таблице 1.1. Реклоузер обладает наиболее полным набором функций: может отключать токи КЗ до 8–12.5 кА, имеет встроенную защиту (МТЗ, ТО, ОЗЗ) и функцию многократного АПВ, при этом стоимость реклоузера составляет 800–1500 тыс. рублей (в зависимости от производителя и функциональности). Выключатель нагрузки дешевле (200–400 тыс. рублей), но может коммутировать только номинальные токи и требует наличия защиты на подстанции. Секционализатор имеет промежуточную стоимость (300–700 тыс. рублей) и требует наличия питающего реклоузера или выключателя подстанции; его основное преимущество — простота в эксплуатации и над</w:t>
       </w:r>
@@ -8868,6 +8895,7 @@
           <w:i w:val="0"/>
           <w:color w:val="000000"/>
           <w:sz w:val="28"/>
+          <w:szCs w:val="28"/>
           <w:lang w:val="ru-RU"/>
         </w:rPr>
         <w:t>е</w:t>
@@ -8879,6 +8907,7 @@
           <w:i w:val="0"/>
           <w:color w:val="000000"/>
           <w:sz w:val="28"/>
+          <w:szCs w:val="28"/>
         </w:rPr>
         <w:t>жность. Выбор типа устройства определяется схемой сетевой инфраструктуры, требуемым уровнем над</w:t>
       </w:r>
@@ -8889,6 +8918,7 @@
           <w:i w:val="0"/>
           <w:color w:val="000000"/>
           <w:sz w:val="28"/>
+          <w:szCs w:val="28"/>
           <w:lang w:val="ru-RU"/>
         </w:rPr>
         <w:t>е</w:t>
@@ -8900,6 +8930,7 @@
           <w:i w:val="0"/>
           <w:color w:val="000000"/>
           <w:sz w:val="28"/>
+          <w:szCs w:val="28"/>
         </w:rPr>
         <w:t>жности и экономической целесообразностью [16], [17], [18].</w:t>
       </w:r>
@@ -47073,7 +47104,7 @@
 </file>
 
 <file path=customXml/item1.xml><?xml version="1.0" encoding="utf-8"?>
-<b:Sources xmlns:b="http://schemas.openxmlformats.org/officeDocument/2006/bibliography" xmlns="http://schemas.openxmlformats.org/officeDocument/2006/bibliography" StyleName="APA" SelectedStyle="/APA.XSL"/>
+<b:Sources xmlns="http://schemas.openxmlformats.org/officeDocument/2006/bibliography" xmlns:b="http://schemas.openxmlformats.org/officeDocument/2006/bibliography" SelectedStyle="/APA.XSL" StyleName="APA"/>
 </file>
 
 <file path=customXml/itemProps1.xml><?xml version="1.0" encoding="utf-8"?>
